--- a/public/downloads/przykladowa-praca-magisterska-socjologia.docx
+++ b/public/downloads/przykladowa-praca-magisterska-socjologia.docx
@@ -104,7 +104,7 @@
         <w:t xml:space="preserve">To kompletny szkielet empirycznej pracy magisterskiej z socjologii (sondaż diagnostyczny) z przykładową treścią i komentarzami. Niebieskie adnotacje opisują funkcję każdej części — usuń je w swojej pracy. Zwróć uwagę na operacjonalizację zmiennych społecznych i dobór próby (reprezentatywność) — to cechy charakterystyczne warsztatu socjologa. Treść i dane są ilustracją. Pełne poradniki: praca-magisterska.pl/poradniki/</w:t>
       </w:r>
     </w:p>
-    <w:bookmarkStart w:id="20" w:name="streszczenie"/>
+    <w:bookmarkStart w:id="9" w:name="_streszczenie"/>
     <w:p>
       <w:pPr>
         <w:pStyle w:val="Heading1"/>
@@ -147,8 +147,8 @@
         <w:t xml:space="preserve">[W socjologii streszczenie podaje przedmiot, cel, metodę i próbę (z liczebnością) oraz najważniejszy wynik. Dołącz wersję angielską (Abstract), jeśli wymaga jej uczelnia.]</w:t>
       </w:r>
     </w:p>
-    <w:bookmarkEnd w:id="20"/>
-    <w:bookmarkStart w:id="21" w:name="spis-treści"/>
+    <w:bookmarkEnd w:id="9"/>
+    <w:bookmarkStart w:id="10" w:name="_68349d0c7d64ae346c98bcec9a8185b5790f4f0"/>
     <w:p>
       <w:pPr>
         <w:pStyle w:val="Heading1"/>
@@ -333,8 +333,8 @@
         <w:t xml:space="preserve"> </w:t>
       </w:r>
     </w:p>
-    <w:bookmarkEnd w:id="21"/>
-    <w:bookmarkStart w:id="22" w:name="wstęp"/>
+    <w:bookmarkEnd w:id="10"/>
+    <w:bookmarkStart w:id="11" w:name="_wstęp"/>
     <w:p>
       <w:pPr>
         <w:pStyle w:val="Heading1"/>
@@ -353,10 +353,26 @@
     </w:p>
     <w:p>
       <w:pPr>
+        <w:pStyle w:val="FirstParagraph"/>
+      </w:pPr>
+      <w:r>
+        <w:t xml:space="preserve">Zaufanie społeczne uznaje się za jeden z fundamentów kapitału społecznego i warunek sprawnego funkcjonowania demokracji. Polska od lat plasuje się nisko w międzynarodowych rankingach zaufania, co czyni pytanie o jego związek z aktywnością obywatelską szczególnie istotnym.</w:t>
+      </w:r>
+    </w:p>
+    <w:p>
+      <w:pPr>
+        <w:pStyle w:val="Anno"/>
+      </w:pPr>
+      <w:r>
+        <w:t xml:space="preserve">[Akapit 2 — luka badawcza i cel pracy.]</w:t>
+      </w:r>
+    </w:p>
+    <w:p>
+      <w:pPr>
         <w:pStyle w:val="BodyText"/>
       </w:pPr>
       <w:r>
-        <w:t xml:space="preserve">Zaufanie społeczne uznaje się za jeden z fundamentów kapitału społecznego i warunek sprawnego funkcjonowania demokracji. Polska od lat plasuje się nisko w międzynarodowych rankingach zaufania, co czyni pytanie o jego związek z aktywnością obywatelską szczególnie istotnym.</w:t>
+        <w:t xml:space="preserve">Choć związek zaufania z zaangażowaniem obywatelskim jest dobrze opisany w odniesieniu do ogółu populacji, mniej wiadomo o jego sile wśród młodych dorosłych. Celem pracy jest określenie związku między poziomem zaufania społecznego a aktywnością obywatelską osób w wieku 18–29 lat.</w:t>
       </w:r>
     </w:p>
     <w:p>
@@ -364,7 +380,7 @@
         <w:pStyle w:val="Anno"/>
       </w:pPr>
       <w:r>
-        <w:t xml:space="preserve">[Akapit 2 — luka badawcza i cel pracy.]</w:t>
+        <w:t xml:space="preserve">[Akapit 3 — metoda i struktura pracy.]</w:t>
       </w:r>
     </w:p>
     <w:p>
@@ -372,27 +388,11 @@
         <w:pStyle w:val="BodyText"/>
       </w:pPr>
       <w:r>
-        <w:t xml:space="preserve">Choć związek zaufania z zaangażowaniem obywatelskim jest dobrze opisany w odniesieniu do ogółu populacji, mniej wiadomo o jego sile wśród młodych dorosłych. Celem pracy jest określenie związku między poziomem zaufania społecznego a aktywnością obywatelską osób w wieku 18–29 lat.</w:t>
-      </w:r>
-    </w:p>
-    <w:p>
-      <w:pPr>
-        <w:pStyle w:val="Anno"/>
-      </w:pPr>
-      <w:r>
-        <w:t xml:space="preserve">[Akapit 3 — metoda i struktura pracy.]</w:t>
-      </w:r>
-    </w:p>
-    <w:p>
-      <w:pPr>
-        <w:pStyle w:val="BodyText"/>
-      </w:pPr>
-      <w:r>
         <w:t xml:space="preserve">Badanie przeprowadzono w paradygmacie ilościowym metodą sondażu diagnostycznego. Praca składa się z części teoretycznej, rozdziału metodologicznego oraz analizy wyników zakończonej dyskusją.</w:t>
       </w:r>
     </w:p>
-    <w:bookmarkEnd w:id="22"/>
-    <w:bookmarkStart w:id="27" w:name="rozdział-2.-metodologia-badań-własnych"/>
+    <w:bookmarkEnd w:id="11"/>
+    <w:bookmarkStart w:id="16" w:name="_e5d7ec71757ba9fefd674d99e22409777750ebe"/>
     <w:p>
       <w:pPr>
         <w:pStyle w:val="Heading1"/>
@@ -401,7 +401,7 @@
         <w:t xml:space="preserve">Rozdział 2. Metodologia badań własnych</w:t>
       </w:r>
     </w:p>
-    <w:bookmarkStart w:id="23" w:name="cel-problemy-i-hipotezy-badawcze"/>
+    <w:bookmarkStart w:id="12" w:name="_05f7e9ee3f7617a2ed44156080929db3b3a6344"/>
     <w:p>
       <w:pPr>
         <w:pStyle w:val="Heading2"/>
@@ -464,8 +464,8 @@
         <w:t xml:space="preserve">H1: Wyższy poziom zaufania uogólnionego wiąże się z wyższą aktywnością obywatelską. H2: Aktywność obywatelska jest zróżnicowana ze względu na poziom wykształcenia.</w:t>
       </w:r>
     </w:p>
-    <w:bookmarkEnd w:id="23"/>
-    <w:bookmarkStart w:id="24" w:name="operacjonalizacja-zmiennych"/>
+    <w:bookmarkEnd w:id="12"/>
+    <w:bookmarkStart w:id="13" w:name="_89f633a99b0e0da5bf00ee83988de7cf601bdba"/>
     <w:p>
       <w:pPr>
         <w:pStyle w:val="Heading2"/>
@@ -484,14 +484,14 @@
     </w:p>
     <w:p>
       <w:pPr>
-        <w:pStyle w:val="BodyText"/>
+        <w:pStyle w:val="FirstParagraph"/>
       </w:pPr>
       <w:r>
         <w:t xml:space="preserve">Zaufanie uogólnione zmierzono pozycją stosowaną w Europejskim Sondażu Społecznym (ESS), zaufanie instytucjonalne — skalą zaufania do instytucji, a aktywność obywatelską — autorskim indeksem zachowań (udział w wyborach, wolontariat, podpisywanie petycji, działalność w organizacjach).</w:t>
       </w:r>
     </w:p>
-    <w:bookmarkEnd w:id="24"/>
-    <w:bookmarkStart w:id="25" w:name="metoda-technika-i-narzędzie"/>
+    <w:bookmarkEnd w:id="13"/>
+    <w:bookmarkStart w:id="14" w:name="_82c7facd710a916f627a0956d021c185abf2dd2"/>
     <w:p>
       <w:pPr>
         <w:pStyle w:val="Heading2"/>
@@ -508,8 +508,8 @@
         <w:t xml:space="preserve">Zastosowano metodę sondażu diagnostycznego, technikę ankiety internetowej (CAWI) i narzędzie w postaci kwestionariusza ankiety.</w:t>
       </w:r>
     </w:p>
-    <w:bookmarkEnd w:id="25"/>
-    <w:bookmarkStart w:id="26" w:name="dobór-i-charakterystyka-próby"/>
+    <w:bookmarkEnd w:id="14"/>
+    <w:bookmarkStart w:id="15" w:name="_cf16894dbea4c40e03e3e442b4c853091459d26"/>
     <w:p>
       <w:pPr>
         <w:pStyle w:val="Heading2"/>
@@ -528,15 +528,15 @@
     </w:p>
     <w:p>
       <w:pPr>
-        <w:pStyle w:val="BodyText"/>
+        <w:pStyle w:val="FirstParagraph"/>
       </w:pPr>
       <w:r>
         <w:t xml:space="preserve">Badaniem objęto 320 osób w wieku 18–29 lat. Zastosowano dobór kwotowy ze względu na płeć i wykształcenie. Próba nie jest w pełni reprezentatywna dla populacji ogólnopolskiej, co ogranicza zakres uogólnień.</w:t>
       </w:r>
     </w:p>
-    <w:bookmarkEnd w:id="26"/>
-    <w:bookmarkEnd w:id="27"/>
-    <w:bookmarkStart w:id="30" w:name="X8a5e6bbefc2c88fa63575b508a6328e46587cd4"/>
+    <w:bookmarkEnd w:id="15"/>
+    <w:bookmarkEnd w:id="16"/>
+    <w:bookmarkStart w:id="19" w:name="_8a5e6bbefc2c88fa63575b508a6328e46587cd4"/>
     <w:p>
       <w:pPr>
         <w:pStyle w:val="Heading1"/>
@@ -545,7 +545,7 @@
         <w:t xml:space="preserve">Rozdział 3. Analiza wyników badań własnych</w:t>
       </w:r>
     </w:p>
-    <w:bookmarkStart w:id="28" w:name="weryfikacja-hipotez"/>
+    <w:bookmarkStart w:id="17" w:name="_c0e27ae242b936936851ea0c2040830371a428a"/>
     <w:p>
       <w:pPr>
         <w:pStyle w:val="Heading2"/>
@@ -698,7 +698,7 @@
     </w:tbl>
     <w:p>
       <w:pPr>
-        <w:pStyle w:val="BodyText"/>
+        <w:pStyle w:val="FirstParagraph"/>
       </w:pPr>
       <w:r>
         <w:rPr>
@@ -716,8 +716,8 @@
         <w:t xml:space="preserve">[W socjologii oprócz korelacji często stosuje się tabele krzyżowe z testem chi-kwadrat (dla zmiennych nominalnych) oraz analizę regresji. Dobór testu zależy od poziomu pomiaru zmiennych.]</w:t>
       </w:r>
     </w:p>
-    <w:bookmarkEnd w:id="28"/>
-    <w:bookmarkStart w:id="29" w:name="dyskusja-wyników"/>
+    <w:bookmarkEnd w:id="17"/>
+    <w:bookmarkStart w:id="18" w:name="_4ae4182b3bf5cb847915d114b7f5157a80968d9"/>
     <w:p>
       <w:pPr>
         <w:pStyle w:val="Heading2"/>
@@ -734,9 +734,9 @@
         <w:t xml:space="preserve">Uzyskane wyniki są zgodne z teorią kapitału społecznego Putnama, wskazującą na sprzężenie zaufania i zaangażowania. Słabszy związek zaufania instytucjonalnego można wiązać z niskim zaufaniem młodych do instytucji publicznych.</w:t>
       </w:r>
     </w:p>
-    <w:bookmarkEnd w:id="29"/>
-    <w:bookmarkEnd w:id="30"/>
-    <w:bookmarkStart w:id="31" w:name="zakończenie"/>
+    <w:bookmarkEnd w:id="18"/>
+    <w:bookmarkEnd w:id="19"/>
+    <w:bookmarkStart w:id="20" w:name="_zakończenie"/>
     <w:p>
       <w:pPr>
         <w:pStyle w:val="Heading1"/>
@@ -753,8 +753,8 @@
         <w:t xml:space="preserve">Badanie potwierdziło związek zaufania społecznego z aktywnością obywatelską młodych dorosłych. Ograniczeniem jest niereprezentatywny dobór próby i przekrojowy charakter badania, co wyznacza kierunki dalszych analiz (badania panelowe, próba reprezentatywna).</w:t>
       </w:r>
     </w:p>
-    <w:bookmarkEnd w:id="31"/>
-    <w:bookmarkStart w:id="32" w:name="bibliografia"/>
+    <w:bookmarkEnd w:id="20"/>
+    <w:bookmarkStart w:id="21" w:name="_bibliografia"/>
     <w:p>
       <w:pPr>
         <w:pStyle w:val="Heading1"/>
@@ -846,8 +846,8 @@
         <w:t xml:space="preserve">. Warszawa.</w:t>
       </w:r>
     </w:p>
-    <w:bookmarkEnd w:id="32"/>
-    <w:bookmarkStart w:id="36" w:name="aneks"/>
+    <w:bookmarkEnd w:id="21"/>
+    <w:bookmarkStart w:id="26" w:name="_aneks"/>
     <w:p>
       <w:pPr>
         <w:pStyle w:val="Heading1"/>
@@ -921,7 +921,7 @@
           <w:b/>
           <w:bCs/>
         </w:rPr>
-        <w:t xml:space="preserve">Smart-Edu.ai — pierwsza wersja pracy w kilka godzin, nie w kilka miesięcy</w:t>
+        <w:t xml:space="preserve">„Jak napisać pracę magisterską z socjologii” — przewodnik do tego wzoru</w:t>
       </w:r>
     </w:p>
     <w:p>
@@ -929,21 +929,21 @@
         <w:pStyle w:val="Note"/>
       </w:pPr>
       <w:r>
-        <w:t xml:space="preserve">Podajesz temat, kierunek studiów i wytyczne promotora, a sztuczna inteligencja generuje unikalny, gotowy do edycji tekst: z poprawną strukturą rozdziałów, przypisami i bibliografią. Rejestracja jest darmowa, płacisz wyłącznie za wygenerowany tekst.</w:t>
+        <w:t xml:space="preserve">Wzór pokazuje układ pracy. Przewodnik pokazuje, jak wypełnić każdy rozdział treścią: dobór metody i narzędzi, analiza wyników, typowe uwagi recenzentów. PDF + EPUB, 49 zł, dostęp od razu po płatności.</w:t>
       </w:r>
     </w:p>
     <w:p>
       <w:pPr>
         <w:pStyle w:val="Note"/>
       </w:pPr>
-      <w:hyperlink r:id="rId33">
+      <w:hyperlink r:id="rId22">
         <w:r>
           <w:rPr>
             <w:rStyle w:val="Hyperlink"/>
             <w:b/>
             <w:bCs/>
           </w:rPr>
-          <w:t xml:space="preserve">www.smart-edu.ai/pl/masters-thesis</w:t>
+          <w:t xml:space="preserve">praca-magisterska.pl/sklep/jak-napisac-prace-magisterska-z-socjologii/</w:t>
         </w:r>
       </w:hyperlink>
     </w:p>
@@ -952,35 +952,50 @@
         <w:pStyle w:val="BodyText"/>
       </w:pPr>
       <w:r>
-        <w:t xml:space="preserve">Wolisz napisać pracę w pełni samodzielnie? Pomoże Ci ebook</w:t>
-      </w:r>
-      <w:r>
-        <w:t xml:space="preserve"> </w:t>
-      </w:r>
-      <w:r>
-        <w:rPr>
-          <w:b/>
-          <w:bCs/>
-        </w:rPr>
-        <w:t xml:space="preserve">„Jak napisać pracę magisterską. Kompletny przewodnik od A do Z”</w:t>
-      </w:r>
-      <w:r>
-        <w:t xml:space="preserve"> </w:t>
-      </w:r>
-      <w:r>
-        <w:t xml:space="preserve">— 250 stron praktycznych wskazówek, szablonów i checklist, z rozdziałem o etycznym korzystaniu z AI:</w:t>
-      </w:r>
-      <w:r>
-        <w:t xml:space="preserve"> </w:t>
-      </w:r>
-      <w:hyperlink r:id="rId34">
+        <w:t xml:space="preserve">Chcesz zobaczyć kompletną pracę z przypisami i bibliografią? Zajrzyj do</w:t>
+      </w:r>
+      <w:r>
+        <w:t xml:space="preserve"> </w:t>
+      </w:r>
+      <w:hyperlink r:id="rId23">
         <w:r>
           <w:rPr>
             <w:rStyle w:val="Hyperlink"/>
           </w:rPr>
-          <w:t xml:space="preserve">www.praca-magisterska.pl/sklep/praca-magisterska-ebook/</w:t>
+          <w:t xml:space="preserve">katalogu gotowych prac wzorcowych</w:t>
         </w:r>
       </w:hyperlink>
+      <w:r>
+        <w:t xml:space="preserve"> </w:t>
+      </w:r>
+      <w:r>
+        <w:t xml:space="preserve">(59 zł za pracę).</w:t>
+      </w:r>
+    </w:p>
+    <w:p>
+      <w:pPr>
+        <w:pStyle w:val="BodyText"/>
+      </w:pPr>
+      <w:r>
+        <w:t xml:space="preserve">Generator</w:t>
+      </w:r>
+      <w:r>
+        <w:t xml:space="preserve"> </w:t>
+      </w:r>
+      <w:hyperlink r:id="rId24">
+        <w:r>
+          <w:rPr>
+            <w:rStyle w:val="Hyperlink"/>
+          </w:rPr>
+          <w:t xml:space="preserve">Smart-Edu.ai</w:t>
+        </w:r>
+      </w:hyperlink>
+      <w:r>
+        <w:t xml:space="preserve"> </w:t>
+      </w:r>
+      <w:r>
+        <w:t xml:space="preserve">przygotuje pierwszą wersję tekstu z pomocą sztucznej inteligencji, jeśli wolisz zacząć od szkicu.</w:t>
+      </w:r>
     </w:p>
     <w:p>
       <w:pPr>
@@ -996,7 +1011,7 @@
       <w:r>
         <w:t xml:space="preserve"> </w:t>
       </w:r>
-      <w:hyperlink r:id="rId35">
+      <w:hyperlink r:id="rId25">
         <w:r>
           <w:rPr>
             <w:rStyle w:val="Hyperlink"/>
@@ -1007,7 +1022,7 @@
         </w:r>
       </w:hyperlink>
     </w:p>
-    <w:bookmarkEnd w:id="36"/>
+    <w:bookmarkEnd w:id="26"/>
     <w:sectPr/>
   </w:body>
 </w:document>
